--- a/CORTEX_Ecosystem_PRD_SRS_Pack/08_CORTEX_Space_PRD_SRS.docx
+++ b/CORTEX_Ecosystem_PRD_SRS_Pack/08_CORTEX_Space_PRD_SRS.docx
@@ -3568,6 +3568,72 @@
         <w:t>- **Gateway Dispatcher**: `execute_space(action, params)` in `src/cortex_m/gateway.py`</w:t>
       </w:r>
     </w:p>
+    <w:p>
+      <w:pPr>
+        <w:pStyle w:val="Heading1"/>
+      </w:pPr>
+      <w:r>
+        <w:t>Technical Architecture &amp; Mathematical Formulations</w:t>
+      </w:r>
+    </w:p>
+    <w:p>
+      <w:r>
+        <w:t>### Technical Architecture &amp; Mathematical Foundations: CORTEX-Space</w:t>
+      </w:r>
+    </w:p>
+    <w:p>
+      <w:r>
+        <w:t>- **Keplerian &amp; J2 Oblateness Orbit Propagation**: Analytical orbital dynamics modeling Earth oblateness ($J_2 = 1.08263 \times 10^{-3}$) nodal regression and perigee precession with NORAD Two-Line Element (TLE) parsing (`from_tle`).</w:t>
+      </w:r>
+    </w:p>
+    <w:p>
+      <w:r>
+        <w:t>- **Multi-Orbit Ground Station Pass Prediction**: Computes elevation angle $\theta_{\text{elev}} = \arcsin(\hat{r} \cdot \hat{n})$ against topocentric ground stations (Goldstone, Madrid, Canberra), recording AOS/LOS timestamps and elevation mask bounds ($&gt; 5^\circ$).</w:t>
+      </w:r>
+    </w:p>
+    <w:p>
+      <w:r>
+        <w:t>- **CCSDS Frame Synchronization &amp; 14-Bit Continuity**: Validates 32-bit Attached Sync Marker (`0x1ACFFC1D`) and CRC-16 checksums, analyzing sequence counter discontinuities with modulo-16384 wrap-around.</w:t>
+      </w:r>
+    </w:p>
+    <w:p>
+      <w:r>
+        <w:t>- **Attractor-Based SEU Radiation Supervisor**: Continuous attractor anomaly scoring isolating Single Event Upsets (SEU latchups) from routine orbital thermal cycles.</w:t>
+      </w:r>
+    </w:p>
+    <w:p>
+      <w:pPr>
+        <w:pStyle w:val="Heading1"/>
+      </w:pPr>
+      <w:r>
+        <w:t>Implemented Codebase Traceability</w:t>
+      </w:r>
+    </w:p>
+    <w:p>
+      <w:r>
+        <w:t>### Implemented Codebase Traceability</w:t>
+      </w:r>
+    </w:p>
+    <w:p>
+      <w:r>
+        <w:t>- **Orbit Propagator**: `platforms/space/src/orbit_propagator.py` (`OrbitPropagator`, `OrbitalElements`)</w:t>
+      </w:r>
+    </w:p>
+    <w:p>
+      <w:r>
+        <w:t>- **CCSDS Processor**: `platforms/space/src/ccsds_telemetry.py` (`CCSDSTelemetryProcessor`, `DecommutatedTelemetry`)</w:t>
+      </w:r>
+    </w:p>
+    <w:p>
+      <w:r>
+        <w:t>- **Safety Supervisor**: `platforms/space/src/safety_supervisor.py` (`SpaceSafetySupervisor`, `TelemetryAnomalyAlert`)</w:t>
+      </w:r>
+    </w:p>
+    <w:p>
+      <w:r>
+        <w:t>- **Gateway Dispatcher**: `execute_space(action, params)` in `src/cortex_m/gateway.py`</w:t>
+      </w:r>
+    </w:p>
     <w:sectPr>
       <w:footerReference w:type="default" r:id="rId9"/>
       <w:pgSz w:w="12240" w:h="15840"/>
